--- a/data/ai_paras/AI_para_173.docx
+++ b/data/ai_paras/AI_para_173.docx
@@ -4,7 +4,7 @@
   <w:body>
     <w:p>
       <w:r>
-        <w:t>The concept of Blackness in 20th-century American music is intrinsically linked to the cultural, social, and political landscapes of the era. This period witnessed a dynamic transformation in musical expressions, with Black artists emerging as pivotal figures who not only shaped the soundscape of the time but also articulated the complexities of racial identity and resistance. Through their artistry, musicians like Paul Robeson and Ella Fitzgerald became both cultural icons and agents of change, challenging prevailing racial norms and fostering a greater appreciation for Black cultural contributions. Their works transcended mere entertainment, serving as powerful mediums for expressing the aspirations and struggles of Black communities. By examining their contributions, this essay aims to explore the profound impact of Blackness in American music, highlighting the ways in which these artists navigated and influenced the socio-cultural paradigms of the 20th century.</w:t>
+        <w:t>The representation of Blackness in 20th-century American music has elicited diverse critical perspectives, reflecting both reverence and scrutiny. Supporters emphasize the empowerment and visibility that Black musicians achieved, arguing that the music served as a crucial medium for articulating racial identity and advocating for social change. However, critics highlight the commercialization of Black music, suggesting that it often led to cultural appropriation and diluted the authenticity of Black musical expressions (Ref-u296519). Some scholars focus on how the dominant media narratives of the time frequently marginalized the contributions of Black artists, framing them within stereotypes that undermined their artistic agency. This duality of perspectives underscores the complex interplay between artistic expression, cultural representation, and the socio-political dynamics that Black musicians navigated, revealing a landscape where music was both a tool of resistance and a subject of commercial exploitation.</w:t>
       </w:r>
     </w:p>
     <w:sectPr>
